--- a/RMX_Report/LAB1_4_Single_Point_Load_Cell_with_INA125_Instrumentation_Amplifier.docx
+++ b/RMX_Report/LAB1_4_Single_Point_Load_Cell_with_INA125_Instrumentation_Amplifier.docx
@@ -260,7 +260,14 @@
           <w:b/>
           <w:bCs/>
         </w:rPr>
-        <w:t>.2</w:t>
+        <w:t>.</w:t>
+      </w:r>
+      <w:r>
+        <w:rPr>
+          <w:b/>
+          <w:bCs/>
+        </w:rPr>
+        <w:t>4</w:t>
       </w:r>
       <w:r>
         <w:rPr>
@@ -275,14 +282,7 @@
           <w:b/>
           <w:bCs/>
         </w:rPr>
-        <w:t xml:space="preserve">Incremental </w:t>
-      </w:r>
-      <w:r>
-        <w:rPr>
-          <w:b/>
-          <w:bCs/>
-        </w:rPr>
-        <w:t>Encoder</w:t>
+        <w:t>Single Point Load Cell with INA125 Instrumentation Amplification</w:t>
       </w:r>
     </w:p>
     <w:p>
@@ -670,7 +670,7 @@
           <w:szCs w:val="36"/>
           <w:cs/>
         </w:rPr>
-        <w:t xml:space="preserve">1.2: </w:t>
+        <w:t>1.</w:t>
       </w:r>
       <w:r>
         <w:rPr>
@@ -679,7 +679,26 @@
           <w:sz w:val="36"/>
           <w:szCs w:val="36"/>
         </w:rPr>
-        <w:t>Incremental Encoder</w:t>
+        <w:t>4</w:t>
+      </w:r>
+      <w:r>
+        <w:rPr>
+          <w:b/>
+          <w:bCs/>
+          <w:sz w:val="36"/>
+          <w:szCs w:val="36"/>
+          <w:cs/>
+        </w:rPr>
+        <w:t xml:space="preserve">: </w:t>
+      </w:r>
+      <w:r>
+        <w:rPr>
+          <w:b/>
+          <w:bCs/>
+          <w:sz w:val="36"/>
+          <w:szCs w:val="36"/>
+        </w:rPr>
+        <w:t>Single Point Load Cell with INA125 Instrumentation Amplification</w:t>
       </w:r>
     </w:p>
     <w:p>
@@ -738,27 +757,7 @@
           <w:sz w:val="36"/>
           <w:szCs w:val="36"/>
         </w:rPr>
-        <w:t xml:space="preserve">TH </w:t>
-      </w:r>
-      <w:proofErr w:type="spellStart"/>
-      <w:r>
-        <w:rPr>
-          <w:b/>
-          <w:bCs/>
-          <w:sz w:val="36"/>
-          <w:szCs w:val="36"/>
-        </w:rPr>
-        <w:t>Sarabun</w:t>
-      </w:r>
-      <w:proofErr w:type="spellEnd"/>
-      <w:r>
-        <w:rPr>
-          <w:b/>
-          <w:bCs/>
-          <w:sz w:val="36"/>
-          <w:szCs w:val="36"/>
-        </w:rPr>
-        <w:t xml:space="preserve"> New</w:t>
+        <w:t>TH Sarabun New</w:t>
       </w:r>
       <w:r>
         <w:rPr>
@@ -863,23 +862,7 @@
           <w:sz w:val="36"/>
           <w:szCs w:val="36"/>
         </w:rPr>
-        <w:t xml:space="preserve">(TH </w:t>
-      </w:r>
-      <w:proofErr w:type="spellStart"/>
-      <w:r>
-        <w:rPr>
-          <w:sz w:val="36"/>
-          <w:szCs w:val="36"/>
-        </w:rPr>
-        <w:t>Sarabun</w:t>
-      </w:r>
-      <w:proofErr w:type="spellEnd"/>
-      <w:r>
-        <w:rPr>
-          <w:sz w:val="36"/>
-          <w:szCs w:val="36"/>
-        </w:rPr>
-        <w:t xml:space="preserve"> New, 16)</w:t>
+        <w:t>(TH Sarabun New, 16)</w:t>
       </w:r>
     </w:p>
     <w:p>
@@ -9021,10 +9004,6 @@
 </file>
 
 <file path=customXml/item1.xml><?xml version="1.0" encoding="utf-8"?>
-<b:Sources xmlns:b="http://schemas.openxmlformats.org/officeDocument/2006/bibliography" xmlns="http://schemas.openxmlformats.org/officeDocument/2006/bibliography" SelectedStyle="\APASixthEditionOfficeOnline.xsl" StyleName="APA" Version="6"/>
-</file>
-
-<file path=customXml/item2.xml><?xml version="1.0" encoding="utf-8"?>
 <ct:contentTypeSchema xmlns:ct="http://schemas.microsoft.com/office/2006/metadata/contentType" xmlns:ma="http://schemas.microsoft.com/office/2006/metadata/properties/metaAttributes" ct:_="" ma:_="" ma:contentTypeName="เอกสาร" ma:contentTypeID="0x010100EC5770EA766D9B40988FA670E28603CF" ma:contentTypeVersion="6" ma:contentTypeDescription="สร้างเอกสารใหม่" ma:contentTypeScope="" ma:versionID="a2f7d1d28ad95e979bb7613b0a62b43d">
   <xsd:schema xmlns:xsd="http://www.w3.org/2001/XMLSchema" xmlns:xs="http://www.w3.org/2001/XMLSchema" xmlns:p="http://schemas.microsoft.com/office/2006/metadata/properties" xmlns:ns3="659e3b7d-26b7-4d13-811e-1b8fc95c3522" targetNamespace="http://schemas.microsoft.com/office/2006/metadata/properties" ma:root="true" ma:fieldsID="f5a1f06c3c85eab79d41b016a8c71d93" ns3:_="">
     <xsd:import namespace="659e3b7d-26b7-4d13-811e-1b8fc95c3522"/>
@@ -9180,7 +9159,19 @@
 </ct:contentTypeSchema>
 </file>
 
+<file path=customXml/item2.xml><?xml version="1.0" encoding="utf-8"?>
+<b:Sources xmlns:b="http://schemas.openxmlformats.org/officeDocument/2006/bibliography" xmlns="http://schemas.openxmlformats.org/officeDocument/2006/bibliography" SelectedStyle="\APASixthEditionOfficeOnline.xsl" StyleName="APA" Version="6"/>
+</file>
+
 <file path=customXml/item3.xml><?xml version="1.0" encoding="utf-8"?>
+<p:properties xmlns:p="http://schemas.microsoft.com/office/2006/metadata/properties" xmlns:xsi="http://www.w3.org/2001/XMLSchema-instance" xmlns:pc="http://schemas.microsoft.com/office/infopath/2007/PartnerControls">
+  <documentManagement>
+    <_activity xmlns="659e3b7d-26b7-4d13-811e-1b8fc95c3522" xsi:nil="true"/>
+  </documentManagement>
+</p:properties>
+</file>
+
+<file path=customXml/item4.xml><?xml version="1.0" encoding="utf-8"?>
 <?mso-contentType ?>
 <FormTemplates xmlns="http://schemas.microsoft.com/sharepoint/v3/contenttype/forms">
   <Display>DocumentLibraryForm</Display>
@@ -9189,23 +9180,7 @@
 </FormTemplates>
 </file>
 
-<file path=customXml/item4.xml><?xml version="1.0" encoding="utf-8"?>
-<p:properties xmlns:p="http://schemas.microsoft.com/office/2006/metadata/properties" xmlns:xsi="http://www.w3.org/2001/XMLSchema-instance" xmlns:pc="http://schemas.microsoft.com/office/infopath/2007/PartnerControls">
-  <documentManagement>
-    <_activity xmlns="659e3b7d-26b7-4d13-811e-1b8fc95c3522" xsi:nil="true"/>
-  </documentManagement>
-</p:properties>
-</file>
-
 <file path=customXml/itemProps1.xml><?xml version="1.0" encoding="utf-8"?>
-<ds:datastoreItem xmlns:ds="http://schemas.openxmlformats.org/officeDocument/2006/customXml" ds:itemID="{95FB0139-A545-47E0-8C35-69BE14593E77}">
-  <ds:schemaRefs>
-    <ds:schemaRef ds:uri="http://schemas.openxmlformats.org/officeDocument/2006/bibliography"/>
-  </ds:schemaRefs>
-</ds:datastoreItem>
-</file>
-
-<file path=customXml/itemProps2.xml><?xml version="1.0" encoding="utf-8"?>
 <ds:datastoreItem xmlns:ds="http://schemas.openxmlformats.org/officeDocument/2006/customXml" ds:itemID="{859C7C01-9563-471E-B3EA-8AE60E6050F7}">
   <ds:schemaRefs>
     <ds:schemaRef ds:uri="http://schemas.microsoft.com/office/2006/metadata/contentType"/>
@@ -9223,15 +9198,15 @@
 </ds:datastoreItem>
 </file>
 
-<file path=customXml/itemProps3.xml><?xml version="1.0" encoding="utf-8"?>
-<ds:datastoreItem xmlns:ds="http://schemas.openxmlformats.org/officeDocument/2006/customXml" ds:itemID="{FB6E50C7-B161-410D-82A0-50E58A6390FA}">
+<file path=customXml/itemProps2.xml><?xml version="1.0" encoding="utf-8"?>
+<ds:datastoreItem xmlns:ds="http://schemas.openxmlformats.org/officeDocument/2006/customXml" ds:itemID="{95FB0139-A545-47E0-8C35-69BE14593E77}">
   <ds:schemaRefs>
-    <ds:schemaRef ds:uri="http://schemas.microsoft.com/sharepoint/v3/contenttype/forms"/>
+    <ds:schemaRef ds:uri="http://schemas.openxmlformats.org/officeDocument/2006/bibliography"/>
   </ds:schemaRefs>
 </ds:datastoreItem>
 </file>
 
-<file path=customXml/itemProps4.xml><?xml version="1.0" encoding="utf-8"?>
+<file path=customXml/itemProps3.xml><?xml version="1.0" encoding="utf-8"?>
 <ds:datastoreItem xmlns:ds="http://schemas.openxmlformats.org/officeDocument/2006/customXml" ds:itemID="{965345DC-B869-4FF8-A296-EBD1A94E682D}">
   <ds:schemaRefs>
     <ds:schemaRef ds:uri="http://schemas.microsoft.com/office/2006/metadata/properties"/>
@@ -9239,4 +9214,12 @@
     <ds:schemaRef ds:uri="659e3b7d-26b7-4d13-811e-1b8fc95c3522"/>
   </ds:schemaRefs>
 </ds:datastoreItem>
+</file>
+
+<file path=customXml/itemProps4.xml><?xml version="1.0" encoding="utf-8"?>
+<ds:datastoreItem xmlns:ds="http://schemas.openxmlformats.org/officeDocument/2006/customXml" ds:itemID="{FB6E50C7-B161-410D-82A0-50E58A6390FA}">
+  <ds:schemaRefs>
+    <ds:schemaRef ds:uri="http://schemas.microsoft.com/sharepoint/v3/contenttype/forms"/>
+  </ds:schemaRefs>
+</ds:datastoreItem>
 </file>